--- a/CSPS17_Observation_Notification_RJC_v2.docx
+++ b/CSPS17_Observation_Notification_RJC_v2.docx
@@ -26,6 +26,12 @@
         <w:gridCol w:w="10"/>
       </w:tblGrid>
       <w:tr>
+        <w:tblPrEx>
+          <w:tblCellMar>
+            <w:top w:w="0" w:type="dxa"/>
+            <w:bottom w:w="0" w:type="dxa"/>
+          </w:tblCellMar>
+        </w:tblPrEx>
         <w:trPr>
           <w:gridBefore w:val="1"/>
           <w:wBefore w:w="10" w:type="dxa"/>
@@ -68,6 +74,12 @@
         </w:tc>
       </w:tr>
       <w:tr>
+        <w:tblPrEx>
+          <w:tblCellMar>
+            <w:top w:w="0" w:type="dxa"/>
+            <w:bottom w:w="0" w:type="dxa"/>
+          </w:tblCellMar>
+        </w:tblPrEx>
         <w:trPr>
           <w:gridAfter w:val="1"/>
           <w:wAfter w:w="10" w:type="dxa"/>
@@ -130,6 +142,12 @@
         <w:gridCol w:w="9640"/>
       </w:tblGrid>
       <w:tr>
+        <w:tblPrEx>
+          <w:tblCellMar>
+            <w:top w:w="0" w:type="dxa"/>
+            <w:bottom w:w="0" w:type="dxa"/>
+          </w:tblCellMar>
+        </w:tblPrEx>
         <w:tc>
           <w:tcPr>
             <w:tcW w:w="9640" w:type="dxa"/>
@@ -188,6 +206,12 @@
         <w:gridCol w:w="3240"/>
       </w:tblGrid>
       <w:tr>
+        <w:tblPrEx>
+          <w:tblCellMar>
+            <w:top w:w="0" w:type="dxa"/>
+            <w:bottom w:w="0" w:type="dxa"/>
+          </w:tblCellMar>
+        </w:tblPrEx>
         <w:tc>
           <w:tcPr>
             <w:tcW w:w="3200" w:type="dxa"/>
@@ -216,7 +240,7 @@
                 <w:sz w:val="16"/>
                 <w:szCs w:val="16"/>
               </w:rPr>
-              <w:t>Chantier</w:t>
+              <w:t>Chantier : {{chantier_nom}}</w:t>
             </w:r>
           </w:p>
         </w:tc>
@@ -286,6 +310,12 @@
         </w:tc>
       </w:tr>
       <w:tr>
+        <w:tblPrEx>
+          <w:tblCellMar>
+            <w:top w:w="0" w:type="dxa"/>
+            <w:bottom w:w="0" w:type="dxa"/>
+          </w:tblCellMar>
+        </w:tblPrEx>
         <w:tc>
           <w:tcPr>
             <w:tcW w:w="3200" w:type="dxa"/>
@@ -345,6 +375,12 @@
         </w:tc>
       </w:tr>
       <w:tr>
+        <w:tblPrEx>
+          <w:tblCellMar>
+            <w:top w:w="0" w:type="dxa"/>
+            <w:bottom w:w="0" w:type="dxa"/>
+          </w:tblCellMar>
+        </w:tblPrEx>
         <w:tc>
           <w:tcPr>
             <w:tcW w:w="3200" w:type="dxa"/>
@@ -373,7 +409,7 @@
                 <w:sz w:val="16"/>
                 <w:szCs w:val="16"/>
               </w:rPr>
-              <w:t>Maître d'Ouvrage</w:t>
+              <w:t>Maître d'Ouvrage : {{moa_nom}}</w:t>
             </w:r>
           </w:p>
         </w:tc>
@@ -443,6 +479,12 @@
         </w:tc>
       </w:tr>
       <w:tr>
+        <w:tblPrEx>
+          <w:tblCellMar>
+            <w:top w:w="0" w:type="dxa"/>
+            <w:bottom w:w="0" w:type="dxa"/>
+          </w:tblCellMar>
+        </w:tblPrEx>
         <w:tc>
           <w:tcPr>
             <w:tcW w:w="3200" w:type="dxa"/>
@@ -524,6 +566,12 @@
         <w:gridCol w:w="9640"/>
       </w:tblGrid>
       <w:tr>
+        <w:tblPrEx>
+          <w:tblCellMar>
+            <w:top w:w="0" w:type="dxa"/>
+            <w:bottom w:w="0" w:type="dxa"/>
+          </w:tblCellMar>
+        </w:tblPrEx>
         <w:tc>
           <w:tcPr>
             <w:tcW w:w="9640" w:type="dxa"/>
@@ -581,6 +629,12 @@
         <w:gridCol w:w="6440"/>
       </w:tblGrid>
       <w:tr>
+        <w:tblPrEx>
+          <w:tblCellMar>
+            <w:top w:w="0" w:type="dxa"/>
+            <w:bottom w:w="0" w:type="dxa"/>
+          </w:tblCellMar>
+        </w:tblPrEx>
         <w:tc>
           <w:tcPr>
             <w:tcW w:w="3200" w:type="dxa"/>
@@ -673,6 +727,12 @@
         </w:tc>
       </w:tr>
       <w:tr>
+        <w:tblPrEx>
+          <w:tblCellMar>
+            <w:top w:w="0" w:type="dxa"/>
+            <w:bottom w:w="0" w:type="dxa"/>
+          </w:tblCellMar>
+        </w:tblPrEx>
         <w:tc>
           <w:tcPr>
             <w:tcW w:w="3200" w:type="dxa"/>
@@ -765,6 +825,12 @@
         </w:tc>
       </w:tr>
       <w:tr>
+        <w:tblPrEx>
+          <w:tblCellMar>
+            <w:top w:w="0" w:type="dxa"/>
+            <w:bottom w:w="0" w:type="dxa"/>
+          </w:tblCellMar>
+        </w:tblPrEx>
         <w:tc>
           <w:tcPr>
             <w:tcW w:w="3200" w:type="dxa"/>
@@ -892,6 +958,12 @@
         <w:gridCol w:w="9640"/>
       </w:tblGrid>
       <w:tr>
+        <w:tblPrEx>
+          <w:tblCellMar>
+            <w:top w:w="0" w:type="dxa"/>
+            <w:bottom w:w="0" w:type="dxa"/>
+          </w:tblCellMar>
+        </w:tblPrEx>
         <w:tc>
           <w:tcPr>
             <w:tcW w:w="9640" w:type="dxa"/>
@@ -949,6 +1021,12 @@
         <w:gridCol w:w="6640"/>
       </w:tblGrid>
       <w:tr>
+        <w:tblPrEx>
+          <w:tblCellMar>
+            <w:top w:w="0" w:type="dxa"/>
+            <w:bottom w:w="0" w:type="dxa"/>
+          </w:tblCellMar>
+        </w:tblPrEx>
         <w:tc>
           <w:tcPr>
             <w:tcW w:w="3000" w:type="dxa"/>
@@ -1002,6 +1080,12 @@
         </w:tc>
       </w:tr>
       <w:tr>
+        <w:tblPrEx>
+          <w:tblCellMar>
+            <w:top w:w="0" w:type="dxa"/>
+            <w:bottom w:w="0" w:type="dxa"/>
+          </w:tblCellMar>
+        </w:tblPrEx>
         <w:tc>
           <w:tcPr>
             <w:tcW w:w="3000" w:type="dxa"/>
@@ -1055,6 +1139,12 @@
         </w:tc>
       </w:tr>
       <w:tr>
+        <w:tblPrEx>
+          <w:tblCellMar>
+            <w:top w:w="0" w:type="dxa"/>
+            <w:bottom w:w="0" w:type="dxa"/>
+          </w:tblCellMar>
+        </w:tblPrEx>
         <w:tc>
           <w:tcPr>
             <w:tcW w:w="3000" w:type="dxa"/>
@@ -1130,6 +1220,12 @@
         <w:gridCol w:w="9640"/>
       </w:tblGrid>
       <w:tr>
+        <w:tblPrEx>
+          <w:tblCellMar>
+            <w:top w:w="0" w:type="dxa"/>
+            <w:bottom w:w="0" w:type="dxa"/>
+          </w:tblCellMar>
+        </w:tblPrEx>
         <w:tc>
           <w:tcPr>
             <w:tcW w:w="9640" w:type="dxa"/>
@@ -1164,6 +1260,12 @@
         </w:tc>
       </w:tr>
       <w:tr>
+        <w:tblPrEx>
+          <w:tblCellMar>
+            <w:top w:w="0" w:type="dxa"/>
+            <w:bottom w:w="0" w:type="dxa"/>
+          </w:tblCellMar>
+        </w:tblPrEx>
         <w:tc>
           <w:tcPr>
             <w:tcW w:w="9640" w:type="dxa"/>
@@ -1212,6 +1314,12 @@
         <w:gridCol w:w="9640"/>
       </w:tblGrid>
       <w:tr>
+        <w:tblPrEx>
+          <w:tblCellMar>
+            <w:top w:w="0" w:type="dxa"/>
+            <w:bottom w:w="0" w:type="dxa"/>
+          </w:tblCellMar>
+        </w:tblPrEx>
         <w:tc>
           <w:tcPr>
             <w:tcW w:w="9640" w:type="dxa"/>
@@ -1269,6 +1377,12 @@
         <w:gridCol w:w="6640"/>
       </w:tblGrid>
       <w:tr>
+        <w:tblPrEx>
+          <w:tblCellMar>
+            <w:top w:w="0" w:type="dxa"/>
+            <w:bottom w:w="0" w:type="dxa"/>
+          </w:tblCellMar>
+        </w:tblPrEx>
         <w:tc>
           <w:tcPr>
             <w:tcW w:w="3000" w:type="dxa"/>
@@ -1322,6 +1436,12 @@
         </w:tc>
       </w:tr>
       <w:tr>
+        <w:tblPrEx>
+          <w:tblCellMar>
+            <w:top w:w="0" w:type="dxa"/>
+            <w:bottom w:w="0" w:type="dxa"/>
+          </w:tblCellMar>
+        </w:tblPrEx>
         <w:tc>
           <w:tcPr>
             <w:tcW w:w="3000" w:type="dxa"/>
@@ -1375,6 +1495,12 @@
         </w:tc>
       </w:tr>
       <w:tr>
+        <w:tblPrEx>
+          <w:tblCellMar>
+            <w:top w:w="0" w:type="dxa"/>
+            <w:bottom w:w="0" w:type="dxa"/>
+          </w:tblCellMar>
+        </w:tblPrEx>
         <w:tc>
           <w:tcPr>
             <w:tcW w:w="3000" w:type="dxa"/>
@@ -1450,6 +1576,12 @@
         <w:gridCol w:w="9640"/>
       </w:tblGrid>
       <w:tr>
+        <w:tblPrEx>
+          <w:tblCellMar>
+            <w:top w:w="0" w:type="dxa"/>
+            <w:bottom w:w="0" w:type="dxa"/>
+          </w:tblCellMar>
+        </w:tblPrEx>
         <w:tc>
           <w:tcPr>
             <w:tcW w:w="9640" w:type="dxa"/>
@@ -1484,6 +1616,12 @@
         </w:tc>
       </w:tr>
       <w:tr>
+        <w:tblPrEx>
+          <w:tblCellMar>
+            <w:top w:w="0" w:type="dxa"/>
+            <w:bottom w:w="0" w:type="dxa"/>
+          </w:tblCellMar>
+        </w:tblPrEx>
         <w:tc>
           <w:tcPr>
             <w:tcW w:w="9640" w:type="dxa"/>
@@ -1529,6 +1667,12 @@
         <w:gridCol w:w="9640"/>
       </w:tblGrid>
       <w:tr>
+        <w:tblPrEx>
+          <w:tblCellMar>
+            <w:top w:w="0" w:type="dxa"/>
+            <w:bottom w:w="0" w:type="dxa"/>
+          </w:tblCellMar>
+        </w:tblPrEx>
         <w:tc>
           <w:tcPr>
             <w:tcW w:w="9640" w:type="dxa"/>
@@ -1586,6 +1730,12 @@
         <w:gridCol w:w="6640"/>
       </w:tblGrid>
       <w:tr>
+        <w:tblPrEx>
+          <w:tblCellMar>
+            <w:top w:w="0" w:type="dxa"/>
+            <w:bottom w:w="0" w:type="dxa"/>
+          </w:tblCellMar>
+        </w:tblPrEx>
         <w:tc>
           <w:tcPr>
             <w:tcW w:w="3000" w:type="dxa"/>
@@ -1639,6 +1789,12 @@
         </w:tc>
       </w:tr>
       <w:tr>
+        <w:tblPrEx>
+          <w:tblCellMar>
+            <w:top w:w="0" w:type="dxa"/>
+            <w:bottom w:w="0" w:type="dxa"/>
+          </w:tblCellMar>
+        </w:tblPrEx>
         <w:tc>
           <w:tcPr>
             <w:tcW w:w="3000" w:type="dxa"/>
@@ -1692,6 +1848,12 @@
         </w:tc>
       </w:tr>
       <w:tr>
+        <w:tblPrEx>
+          <w:tblCellMar>
+            <w:top w:w="0" w:type="dxa"/>
+            <w:bottom w:w="0" w:type="dxa"/>
+          </w:tblCellMar>
+        </w:tblPrEx>
         <w:tc>
           <w:tcPr>
             <w:tcW w:w="3000" w:type="dxa"/>
@@ -1767,6 +1929,12 @@
         <w:gridCol w:w="9640"/>
       </w:tblGrid>
       <w:tr>
+        <w:tblPrEx>
+          <w:tblCellMar>
+            <w:top w:w="0" w:type="dxa"/>
+            <w:bottom w:w="0" w:type="dxa"/>
+          </w:tblCellMar>
+        </w:tblPrEx>
         <w:tc>
           <w:tcPr>
             <w:tcW w:w="9640" w:type="dxa"/>
@@ -1824,6 +1992,12 @@
         <w:gridCol w:w="4820"/>
       </w:tblGrid>
       <w:tr>
+        <w:tblPrEx>
+          <w:tblCellMar>
+            <w:top w:w="0" w:type="dxa"/>
+            <w:bottom w:w="0" w:type="dxa"/>
+          </w:tblCellMar>
+        </w:tblPrEx>
         <w:tc>
           <w:tcPr>
             <w:tcW w:w="4820" w:type="dxa"/>
@@ -1896,6 +2070,12 @@
         </w:tc>
       </w:tr>
       <w:tr>
+        <w:tblPrEx>
+          <w:tblCellMar>
+            <w:top w:w="0" w:type="dxa"/>
+            <w:bottom w:w="0" w:type="dxa"/>
+          </w:tblCellMar>
+        </w:tblPrEx>
         <w:tc>
           <w:tcPr>
             <w:tcW w:w="4820" w:type="dxa"/>
@@ -2046,6 +2226,12 @@
         <w:gridCol w:w="9640"/>
       </w:tblGrid>
       <w:tr>
+        <w:tblPrEx>
+          <w:tblCellMar>
+            <w:top w:w="0" w:type="dxa"/>
+            <w:bottom w:w="0" w:type="dxa"/>
+          </w:tblCellMar>
+        </w:tblPrEx>
         <w:tc>
           <w:tcPr>
             <w:tcW w:w="9640" w:type="dxa"/>
@@ -2138,6 +2324,12 @@
       <w:gridCol w:w="9640"/>
     </w:tblGrid>
     <w:tr>
+      <w:tblPrEx>
+        <w:tblCellMar>
+          <w:top w:w="0" w:type="dxa"/>
+          <w:bottom w:w="0" w:type="dxa"/>
+        </w:tblCellMar>
+      </w:tblPrEx>
       <w:tc>
         <w:tcPr>
           <w:tcW w:w="9640" w:type="dxa"/>
@@ -2215,10 +2407,16 @@
       <w:tblLook w:val="0000" w:firstRow="0" w:lastRow="0" w:firstColumn="0" w:lastColumn="0" w:noHBand="0" w:noVBand="0"/>
     </w:tblPr>
     <w:tblGrid>
-      <w:gridCol w:w="2376"/>
-      <w:gridCol w:w="7264"/>
+      <w:gridCol w:w="2000"/>
+      <w:gridCol w:w="7640"/>
     </w:tblGrid>
     <w:tr>
+      <w:tblPrEx>
+        <w:tblCellMar>
+          <w:top w:w="0" w:type="dxa"/>
+          <w:bottom w:w="0" w:type="dxa"/>
+        </w:tblCellMar>
+      </w:tblPrEx>
       <w:tc>
         <w:tcPr>
           <w:tcW w:w="2000" w:type="dxa"/>
@@ -2238,58 +2436,29 @@
           <w:vAlign w:val="center"/>
         </w:tcPr>
         <w:p>
+          <w:proofErr w:type="gramStart"/>
           <w:r>
             <w:rPr>
-              <w:noProof/>
+              <w:rFonts w:ascii="Arial" w:eastAsia="Arial" w:hAnsi="Arial" w:cs="Arial"/>
+              <w:i/>
+              <w:iCs/>
+              <w:color w:val="AAAAAA"/>
+              <w:sz w:val="16"/>
+              <w:szCs w:val="16"/>
             </w:rPr>
-            <w:drawing>
-              <wp:inline distT="0" distB="0" distL="0" distR="0" wp14:anchorId="5D3133C7" wp14:editId="439C3515">
-                <wp:extent cx="1432560" cy="1023620"/>
-                <wp:effectExtent l="0" t="0" r="0" b="5080"/>
-                <wp:docPr id="1780031511" name="Image 1"/>
-                <wp:cNvGraphicFramePr>
-                  <a:graphicFrameLocks xmlns:a="http://schemas.openxmlformats.org/drawingml/2006/main" noChangeAspect="1"/>
-                </wp:cNvGraphicFramePr>
-                <a:graphic xmlns:a="http://schemas.openxmlformats.org/drawingml/2006/main">
-                  <a:graphicData uri="http://schemas.openxmlformats.org/drawingml/2006/picture">
-                    <pic:pic xmlns:pic="http://schemas.openxmlformats.org/drawingml/2006/picture">
-                      <pic:nvPicPr>
-                        <pic:cNvPr id="1780031511" name="Image 1"/>
-                        <pic:cNvPicPr>
-                          <a:picLocks noChangeAspect="1"/>
-                        </pic:cNvPicPr>
-                      </pic:nvPicPr>
-                      <pic:blipFill>
-                        <a:blip r:embed="rId1">
-                          <a:extLst>
-                            <a:ext uri="{28A0092B-C50C-407E-A947-70E740481C1C}">
-                              <a14:useLocalDpi xmlns:a14="http://schemas.microsoft.com/office/drawing/2010/main" val="0"/>
-                            </a:ext>
-                          </a:extLst>
-                        </a:blip>
-                        <a:srcRect/>
-                        <a:stretch>
-                          <a:fillRect/>
-                        </a:stretch>
-                      </pic:blipFill>
-                      <pic:spPr bwMode="auto">
-                        <a:xfrm>
-                          <a:off x="0" y="0"/>
-                          <a:ext cx="1432560" cy="1023620"/>
-                        </a:xfrm>
-                        <a:prstGeom prst="rect">
-                          <a:avLst/>
-                        </a:prstGeom>
-                        <a:noFill/>
-                        <a:ln>
-                          <a:noFill/>
-                        </a:ln>
-                      </pic:spPr>
-                    </pic:pic>
-                  </a:graphicData>
-                </a:graphic>
-              </wp:inline>
-            </w:drawing>
+            <w:t>[ LOGO</w:t>
+          </w:r>
+          <w:proofErr w:type="gramEnd"/>
+          <w:r>
+            <w:rPr>
+              <w:rFonts w:ascii="Arial" w:eastAsia="Arial" w:hAnsi="Arial" w:cs="Arial"/>
+              <w:i/>
+              <w:iCs/>
+              <w:color w:val="AAAAAA"/>
+              <w:sz w:val="16"/>
+              <w:szCs w:val="16"/>
+            </w:rPr>
+            <w:t xml:space="preserve"> ]</w:t>
           </w:r>
         </w:p>
       </w:tc>
@@ -3016,48 +3185,6 @@
       <w:szCs w:val="20"/>
     </w:rPr>
   </w:style>
-  <w:style w:type="paragraph" w:styleId="En-tte">
-    <w:name w:val="header"/>
-    <w:basedOn w:val="Normal"/>
-    <w:link w:val="En-tteCar"/>
-    <w:uiPriority w:val="99"/>
-    <w:unhideWhenUsed/>
-    <w:rsid w:val="007D1C2D"/>
-    <w:pPr>
-      <w:tabs>
-        <w:tab w:val="center" w:pos="4536"/>
-        <w:tab w:val="right" w:pos="9072"/>
-      </w:tabs>
-    </w:pPr>
-  </w:style>
-  <w:style w:type="character" w:customStyle="1" w:styleId="En-tteCar">
-    <w:name w:val="En-tête Car"/>
-    <w:basedOn w:val="Policepardfaut"/>
-    <w:link w:val="En-tte"/>
-    <w:uiPriority w:val="99"/>
-    <w:rsid w:val="007D1C2D"/>
-  </w:style>
-  <w:style w:type="paragraph" w:styleId="Pieddepage">
-    <w:name w:val="footer"/>
-    <w:basedOn w:val="Normal"/>
-    <w:link w:val="PieddepageCar"/>
-    <w:uiPriority w:val="99"/>
-    <w:unhideWhenUsed/>
-    <w:rsid w:val="007D1C2D"/>
-    <w:pPr>
-      <w:tabs>
-        <w:tab w:val="center" w:pos="4536"/>
-        <w:tab w:val="right" w:pos="9072"/>
-      </w:tabs>
-    </w:pPr>
-  </w:style>
-  <w:style w:type="character" w:customStyle="1" w:styleId="PieddepageCar">
-    <w:name w:val="Pied de page Car"/>
-    <w:basedOn w:val="Policepardfaut"/>
-    <w:link w:val="Pieddepage"/>
-    <w:uiPriority w:val="99"/>
-    <w:rsid w:val="007D1C2D"/>
-  </w:style>
 </w:styles>
 </file>
 

--- a/CSPS17_Observation_Notification_RJC_v2.docx
+++ b/CSPS17_Observation_Notification_RJC_v2.docx
@@ -373,7 +373,7 @@
                 <w:sz w:val="16"/>
                 <w:szCs w:val="16"/>
               </w:rPr>
-              <w:t>Maître d'Ouvrage</w:t>
+              <w:t>Maître d'Ouvrage : {{moa_nom}}</w:t>
             </w:r>
           </w:p>
         </w:tc>
